--- a/Vinayak_Tupparotti_3+Years-Mulesoft.docx
+++ b/Vinayak_Tupparotti_3+Years-Mulesoft.docx
@@ -39,36 +39,37 @@
     <w:p>
       <w:pPr>
         <w:spacing w:after="40"/>
-        <w:jc w:val="center"/>
+        <w:jc w:val="both"/>
+      </w:pPr>
+      <w:r>
         <w:rPr>
           <w:color w:val="000000"/>
           <w:sz w:val="22"/>
           <w:szCs w:val="20"/>
         </w:rPr>
-      </w:pPr>
+        <w:t>Bangalore</w:t>
+      </w:r>
       <w:r>
         <w:rPr>
           <w:color w:val="000000"/>
           <w:sz w:val="22"/>
           <w:szCs w:val="20"/>
         </w:rPr>
-        <w:t>Bangalore</w:t>
-      </w:r>
-      <w:r>
-        <w:rPr>
-          <w:color w:val="000000"/>
+        <w:t xml:space="preserve"> </w:t>
+      </w:r>
+      <w:r>
+        <w:rPr>
           <w:sz w:val="22"/>
           <w:szCs w:val="20"/>
         </w:rPr>
-        <w:t xml:space="preserve"> </w:t>
-      </w:r>
-      <w:r>
-        <w:rPr>
-          <w:color w:val="000000"/>
+        <w:t>•</w:t>
+      </w:r>
+      <w:r>
+        <w:rPr>
           <w:sz w:val="22"/>
           <w:szCs w:val="20"/>
         </w:rPr>
-        <w:t xml:space="preserve">• </w:t>
+        <w:t xml:space="preserve"> </w:t>
       </w:r>
       <w:hyperlink r:id="rId6" w:history="1">
         <w:r>
@@ -81,40 +82,46 @@
         </w:r>
       </w:hyperlink>
       <w:r>
+        <w:t xml:space="preserve"> </w:t>
+      </w:r>
+      <w:r>
+        <w:rPr>
+          <w:sz w:val="22"/>
+          <w:szCs w:val="20"/>
+        </w:rPr>
+        <w:tab/>
+      </w:r>
+      <w:r>
+        <w:rPr>
+          <w:sz w:val="22"/>
+          <w:szCs w:val="20"/>
+        </w:rPr>
+        <w:t xml:space="preserve">• </w:t>
+      </w:r>
+      <w:r>
+        <w:rPr>
+          <w:color w:val="0000FF"/>
+          <w:u w:val="single" w:color="0000FF"/>
+        </w:rPr>
+        <w:t>www.linkedin.com/in/vinayak-tupparotti-6281731a1</w:t>
+      </w:r>
+    </w:p>
+    <w:p>
+      <w:pPr>
+        <w:spacing w:after="40"/>
+        <w:jc w:val="both"/>
+        <w:rPr>
+          <w:sz w:val="22"/>
+          <w:szCs w:val="20"/>
+        </w:rPr>
+      </w:pPr>
+      <w:r>
         <w:rPr>
           <w:color w:val="000000"/>
           <w:sz w:val="22"/>
           <w:szCs w:val="20"/>
         </w:rPr>
-        <w:t xml:space="preserve">• </w:t>
-      </w:r>
-      <w:r>
-        <w:rPr>
-          <w:sz w:val="22"/>
-          <w:szCs w:val="20"/>
-        </w:rPr>
-        <w:t>+91</w:t>
-      </w:r>
-      <w:r>
-        <w:rPr>
-          <w:sz w:val="22"/>
-          <w:szCs w:val="20"/>
-        </w:rPr>
-        <w:t>-</w:t>
-      </w:r>
-      <w:r>
-        <w:rPr>
-          <w:sz w:val="22"/>
-          <w:szCs w:val="20"/>
-        </w:rPr>
-        <w:t>7829695341</w:t>
-      </w:r>
-      <w:r>
-        <w:rPr>
-          <w:sz w:val="22"/>
-          <w:szCs w:val="20"/>
-        </w:rPr>
-        <w:t xml:space="preserve"> </w:t>
+        <w:t>Phone:</w:t>
       </w:r>
       <w:r>
         <w:rPr>
@@ -122,22 +129,56 @@
           <w:sz w:val="22"/>
           <w:szCs w:val="20"/>
         </w:rPr>
-        <w:t>•</w:t>
-      </w:r>
-      <w:r>
-        <w:rPr>
-          <w:color w:val="000000"/>
+        <w:t xml:space="preserve"> </w:t>
+      </w:r>
+      <w:r>
+        <w:rPr>
           <w:sz w:val="22"/>
           <w:szCs w:val="20"/>
         </w:rPr>
-        <w:t xml:space="preserve"> </w:t>
-      </w:r>
-      <w:r>
-        <w:rPr>
-          <w:color w:val="0000FF"/>
-          <w:u w:val="single" w:color="0000FF"/>
-        </w:rPr>
-        <w:t>www.linkedin.com/in/vinayak-tupparotti-6281731a1</w:t>
+        <w:t>+91</w:t>
+      </w:r>
+      <w:r>
+        <w:rPr>
+          <w:sz w:val="22"/>
+          <w:szCs w:val="20"/>
+        </w:rPr>
+        <w:t>-</w:t>
+      </w:r>
+      <w:r>
+        <w:rPr>
+          <w:sz w:val="22"/>
+          <w:szCs w:val="20"/>
+        </w:rPr>
+        <w:t>7829695341</w:t>
+      </w:r>
+      <w:r>
+        <w:rPr>
+          <w:sz w:val="22"/>
+          <w:szCs w:val="20"/>
+        </w:rPr>
+        <w:tab/>
+      </w:r>
+      <w:r>
+        <w:rPr>
+          <w:sz w:val="22"/>
+          <w:szCs w:val="20"/>
+        </w:rPr>
+        <w:tab/>
+      </w:r>
+      <w:r>
+        <w:rPr>
+          <w:sz w:val="22"/>
+          <w:szCs w:val="20"/>
+        </w:rPr>
+        <w:t xml:space="preserve">• </w:t>
+      </w:r>
+      <w:r>
+        <w:rPr>
+          <w:sz w:val="22"/>
+          <w:szCs w:val="20"/>
+        </w:rPr>
+        <w:t>DOB : 25-09-1999</w:t>
       </w:r>
     </w:p>
     <w:p>
@@ -146,6 +187,7 @@
           <w:bottom w:val="single" w:sz="6" w:space="1" w:color="auto"/>
         </w:pBdr>
         <w:spacing w:before="60"/>
+        <w:jc w:val="both"/>
         <w:rPr>
           <w:b/>
           <w:smallCaps/>
@@ -198,7 +240,7 @@
           <w:sz w:val="21"/>
           <w:szCs w:val="21"/>
         </w:rPr>
-        <w:t>7</w:t>
+        <w:t>11</w:t>
       </w:r>
       <w:r>
         <w:rPr>
@@ -390,6 +432,13 @@
           <w:szCs w:val="21"/>
         </w:rPr>
         <w:t xml:space="preserve"> MySQL</w:t>
+      </w:r>
+      <w:r>
+        <w:rPr>
+          <w:sz w:val="21"/>
+          <w:szCs w:val="21"/>
+        </w:rPr>
+        <w:t>, Oracle.</w:t>
       </w:r>
     </w:p>
     <w:p>
@@ -437,10 +486,10 @@
           <w:b/>
           <w:bCs/>
           <w:color w:val="000000" w:themeColor="text1"/>
-          <w:sz w:val="22"/>
-          <w:szCs w:val="22"/>
-        </w:rPr>
-        <w:t>Senior Software Engineer</w:t>
+          <w:sz w:val="23"/>
+          <w:szCs w:val="23"/>
+        </w:rPr>
+        <w:t>Associate Consultant</w:t>
       </w:r>
       <w:r>
         <w:rPr>
@@ -618,7 +667,23 @@
           <w:sz w:val="21"/>
           <w:szCs w:val="21"/>
         </w:rPr>
-        <w:t>Developed and deployed API-led connectivity with over 20 APIs, improving integration efficiency by 30%.</w:t>
+        <w:t xml:space="preserve">Developed and deployed API-led connectivity with over </w:t>
+      </w:r>
+      <w:r>
+        <w:rPr>
+          <w:color w:val="000000"/>
+          <w:sz w:val="21"/>
+          <w:szCs w:val="21"/>
+        </w:rPr>
+        <w:t>15</w:t>
+      </w:r>
+      <w:r>
+        <w:rPr>
+          <w:color w:val="000000"/>
+          <w:sz w:val="21"/>
+          <w:szCs w:val="21"/>
+        </w:rPr>
+        <w:t xml:space="preserve"> APIs, improving integration efficiency by 30%.</w:t>
       </w:r>
     </w:p>
     <w:p>
@@ -831,7 +896,14 @@
           <w:sz w:val="21"/>
           <w:szCs w:val="21"/>
         </w:rPr>
-        <w:t xml:space="preserve"> solution reliability with MUnit tests, improving code coverage by 40%.</w:t>
+        <w:t xml:space="preserve"> solution reliability with MUnit tests</w:t>
+      </w:r>
+      <w:r>
+        <w:rPr>
+          <w:sz w:val="21"/>
+          <w:szCs w:val="21"/>
+        </w:rPr>
+        <w:t>.</w:t>
       </w:r>
     </w:p>
     <w:p>
@@ -5445,6 +5517,7 @@
   <w:style w:type="character" w:default="1" w:styleId="DefaultParagraphFont">
     <w:name w:val="Default Paragraph Font"/>
     <w:uiPriority w:val="1"/>
+    <w:semiHidden/>
     <w:unhideWhenUsed/>
   </w:style>
   <w:style w:type="table" w:default="1" w:styleId="TableNormal">
